--- a/هشتم/نوبت اول/1403/هشتم دی 1403 - تک برگ.docx
+++ b/هشتم/نوبت اول/1403/هشتم دی 1403 - تک برگ.docx
@@ -7,7 +7,7 @@
         <w:bidi/>
         <w:ind w:right="-450"/>
         <w:rPr>
-          <w:rFonts w:ascii="Arial" w:hAnsi="Arial" w:cs="B Nazanin" w:hint="cs"/>
+          <w:rFonts w:ascii="Arial" w:hAnsi="Arial" w:cs="B Nazanin"/>
           <w:b/>
           <w:bCs/>
           <w:sz w:val="2"/>
@@ -16,6 +16,8 @@
           <w:lang w:bidi="fa-IR"/>
         </w:rPr>
       </w:pPr>
+      <w:bookmarkStart w:id="0" w:name="_GoBack"/>
+      <w:bookmarkEnd w:id="0"/>
     </w:p>
     <w:tbl>
       <w:tblPr>
@@ -149,11 +151,11 @@
                 <w:rFonts w:asciiTheme="majorBidi" w:hAnsiTheme="majorBidi" w:cs="B Nazanin"/>
                 <w:b/>
                 <w:bCs/>
-                <w:position w:val="-4"/>
-                <w:sz w:val="26"/>
-                <w:szCs w:val="26"/>
-              </w:rPr>
-              <w:object w:dxaOrig="200" w:dyaOrig="300" w14:anchorId="25034DBA">
+                <w:position w:val="-26"/>
+                <w:sz w:val="26"/>
+                <w:szCs w:val="26"/>
+              </w:rPr>
+              <w:object w:dxaOrig="540" w:dyaOrig="680" w14:anchorId="2370CE42">
                 <v:shapetype id="_x0000_t75" coordsize="21600,21600" o:spt="75" o:preferrelative="t" path="m@4@5l@4@11@9@11@9@5xe" filled="f" stroked="f">
                   <v:stroke joinstyle="miter"/>
                   <v:formulas>
@@ -173,26 +175,47 @@
                   <v:path o:extrusionok="f" gradientshapeok="t" o:connecttype="rect"/>
                   <o:lock v:ext="edit" aspectratio="t"/>
                 </v:shapetype>
-                <v:shape id="_x0000_i1469" type="#_x0000_t75" style="width:10.5pt;height:15pt" o:ole="">
+                <v:shape id="_x0000_i1026" type="#_x0000_t75" style="width:27pt;height:34.5pt" o:ole="">
                   <v:imagedata r:id="rId8" o:title=""/>
                 </v:shape>
-                <o:OLEObject Type="Embed" ProgID="Equation.DSMT4" ShapeID="_x0000_i1469" DrawAspect="Content" ObjectID="_1827833468" r:id="rId9"/>
+                <o:OLEObject Type="Embed" ProgID="Equation.DSMT4" ShapeID="_x0000_i1026" DrawAspect="Content" ObjectID="_1829386049" r:id="rId9"/>
               </w:object>
             </w:r>
             <w:r>
               <w:rPr>
+                <w:rFonts w:asciiTheme="majorBidi" w:hAnsiTheme="majorBidi" w:cs="B Nazanin" w:hint="cs"/>
+                <w:b/>
+                <w:bCs/>
+                <w:sz w:val="26"/>
+                <w:szCs w:val="26"/>
+                <w:rtl/>
+              </w:rPr>
+              <w:t xml:space="preserve"> برابر است با </w:t>
+            </w:r>
+            <w:r>
+              <w:rPr>
                 <w:rFonts w:asciiTheme="majorBidi" w:hAnsiTheme="majorBidi" w:cs="B Nazanin"/>
                 <w:b/>
                 <w:bCs/>
+                <w:sz w:val="26"/>
+                <w:szCs w:val="26"/>
+              </w:rPr>
+              <w:t xml:space="preserve"> </w:t>
+            </w:r>
+            <w:r>
+              <w:rPr>
+                <w:rFonts w:asciiTheme="majorBidi" w:hAnsiTheme="majorBidi" w:cs="B Nazanin"/>
+                <w:b/>
+                <w:bCs/>
                 <w:position w:val="-26"/>
                 <w:sz w:val="26"/>
                 <w:szCs w:val="26"/>
               </w:rPr>
-              <w:object w:dxaOrig="540" w:dyaOrig="680" w14:anchorId="2370CE42">
-                <v:shape id="_x0000_i1470" type="#_x0000_t75" style="width:27pt;height:34.5pt" o:ole="">
+              <w:object w:dxaOrig="380" w:dyaOrig="680" w14:anchorId="37F9BF17">
+                <v:shape id="_x0000_i1027" type="#_x0000_t75" style="width:19.5pt;height:34.5pt" o:ole="">
                   <v:imagedata r:id="rId10" o:title=""/>
                 </v:shape>
-                <o:OLEObject Type="Embed" ProgID="Equation.DSMT4" ShapeID="_x0000_i1470" DrawAspect="Content" ObjectID="_1827833469" r:id="rId11"/>
+                <o:OLEObject Type="Embed" ProgID="Equation.DSMT4" ShapeID="_x0000_i1027" DrawAspect="Content" ObjectID="_1829386050" r:id="rId11"/>
               </w:object>
             </w:r>
             <w:r>
@@ -204,15 +227,116 @@
                 <w:szCs w:val="26"/>
                 <w:rtl/>
               </w:rPr>
-              <w:t xml:space="preserve"> برابر است با </w:t>
-            </w:r>
-            <w:r>
+              <w:t>.</w:t>
+            </w:r>
+          </w:p>
+          <w:p>
+            <w:pPr>
+              <w:bidi/>
+              <w:spacing w:line="276" w:lineRule="auto"/>
+              <w:jc w:val="both"/>
               <w:rPr>
                 <w:rFonts w:asciiTheme="majorBidi" w:hAnsiTheme="majorBidi" w:cs="B Nazanin"/>
                 <w:b/>
                 <w:bCs/>
                 <w:sz w:val="26"/>
                 <w:szCs w:val="26"/>
+                <w:rtl/>
+              </w:rPr>
+            </w:pPr>
+            <w:r>
+              <w:rPr>
+                <w:rFonts w:asciiTheme="majorBidi" w:hAnsiTheme="majorBidi" w:cs="B Nazanin" w:hint="cs"/>
+                <w:b/>
+                <w:bCs/>
+                <w:sz w:val="26"/>
+                <w:szCs w:val="26"/>
+                <w:rtl/>
+              </w:rPr>
+              <w:t>ب) تمام مضرب های عدد ۱۷، مرکب هستند.</w:t>
+            </w:r>
+          </w:p>
+          <w:p>
+            <w:pPr>
+              <w:bidi/>
+              <w:spacing w:line="276" w:lineRule="auto"/>
+              <w:jc w:val="both"/>
+              <w:rPr>
+                <w:rFonts w:asciiTheme="majorBidi" w:hAnsiTheme="majorBidi" w:cs="B Nazanin"/>
+                <w:b/>
+                <w:bCs/>
+                <w:sz w:val="26"/>
+                <w:szCs w:val="26"/>
+                <w:rtl/>
+              </w:rPr>
+            </w:pPr>
+            <w:r>
+              <w:rPr>
+                <w:rFonts w:asciiTheme="majorBidi" w:hAnsiTheme="majorBidi" w:cs="B Nazanin" w:hint="cs"/>
+                <w:b/>
+                <w:bCs/>
+                <w:sz w:val="26"/>
+                <w:szCs w:val="26"/>
+                <w:rtl/>
+              </w:rPr>
+              <w:t xml:space="preserve">ج) با هفت ضلعی منتظم </w:t>
+            </w:r>
+            <w:r>
+              <w:rPr>
+                <w:rFonts w:asciiTheme="majorBidi" w:hAnsiTheme="majorBidi" w:cs="B Nazanin" w:hint="cs"/>
+                <w:b/>
+                <w:bCs/>
+                <w:sz w:val="26"/>
+                <w:szCs w:val="26"/>
+                <w:u w:val="single"/>
+                <w:rtl/>
+              </w:rPr>
+              <w:t>نمی توان</w:t>
+            </w:r>
+            <w:r>
+              <w:rPr>
+                <w:rFonts w:asciiTheme="majorBidi" w:hAnsiTheme="majorBidi" w:cs="B Nazanin" w:hint="cs"/>
+                <w:b/>
+                <w:bCs/>
+                <w:sz w:val="26"/>
+                <w:szCs w:val="26"/>
+                <w:rtl/>
+              </w:rPr>
+              <w:t xml:space="preserve"> یک سطح را به تنهایی کاشی کاری کرد.</w:t>
+            </w:r>
+          </w:p>
+          <w:p>
+            <w:pPr>
+              <w:bidi/>
+              <w:spacing w:line="276" w:lineRule="auto"/>
+              <w:jc w:val="both"/>
+              <w:rPr>
+                <w:rFonts w:asciiTheme="majorBidi" w:hAnsiTheme="majorBidi" w:cs="B Nazanin"/>
+                <w:b/>
+                <w:bCs/>
+                <w:sz w:val="26"/>
+                <w:szCs w:val="26"/>
+                <w:rtl/>
+              </w:rPr>
+            </w:pPr>
+            <w:r>
+              <w:rPr>
+                <w:rFonts w:asciiTheme="majorBidi" w:hAnsiTheme="majorBidi" w:cs="B Nazanin" w:hint="cs"/>
+                <w:b/>
+                <w:bCs/>
+                <w:sz w:val="26"/>
+                <w:szCs w:val="26"/>
+                <w:rtl/>
+              </w:rPr>
+              <w:t>د) تک جمله ای</w:t>
+            </w:r>
+            <w:r>
+              <w:rPr>
+                <w:rFonts w:asciiTheme="majorBidi" w:hAnsiTheme="majorBidi" w:cs="B Nazanin"/>
+                <w:b/>
+                <w:bCs/>
+                <w:sz w:val="26"/>
+                <w:szCs w:val="26"/>
               </w:rPr>
               <w:t xml:space="preserve"> </w:t>
             </w:r>
@@ -221,15 +345,15 @@
                 <w:rFonts w:asciiTheme="majorBidi" w:hAnsiTheme="majorBidi" w:cs="B Nazanin"/>
                 <w:b/>
                 <w:bCs/>
-                <w:position w:val="-26"/>
-                <w:sz w:val="26"/>
-                <w:szCs w:val="26"/>
-              </w:rPr>
-              <w:object w:dxaOrig="380" w:dyaOrig="680" w14:anchorId="37F9BF17">
-                <v:shape id="_x0000_i1471" type="#_x0000_t75" style="width:19.5pt;height:34.5pt" o:ole="">
+                <w:position w:val="-10"/>
+                <w:sz w:val="26"/>
+                <w:szCs w:val="26"/>
+              </w:rPr>
+              <w:object w:dxaOrig="600" w:dyaOrig="380" w14:anchorId="412861FE">
+                <v:shape id="_x0000_i1028" type="#_x0000_t75" style="width:30pt;height:19.5pt" o:ole="">
                   <v:imagedata r:id="rId12" o:title=""/>
                 </v:shape>
-                <o:OLEObject Type="Embed" ProgID="Equation.DSMT4" ShapeID="_x0000_i1471" DrawAspect="Content" ObjectID="_1827833470" r:id="rId13"/>
+                <o:OLEObject Type="Embed" ProgID="Equation.DSMT4" ShapeID="_x0000_i1028" DrawAspect="Content" ObjectID="_1829386051" r:id="rId13"/>
               </w:object>
             </w:r>
             <w:r>
@@ -241,170 +365,32 @@
                 <w:szCs w:val="26"/>
                 <w:rtl/>
               </w:rPr>
-              <w:t>.</w:t>
-            </w:r>
-          </w:p>
-          <w:p>
-            <w:pPr>
-              <w:bidi/>
-              <w:spacing w:line="276" w:lineRule="auto"/>
-              <w:jc w:val="both"/>
+              <w:t xml:space="preserve"> با</w:t>
+            </w:r>
+            <w:r>
               <w:rPr>
                 <w:rFonts w:asciiTheme="majorBidi" w:hAnsiTheme="majorBidi" w:cs="B Nazanin"/>
                 <w:b/>
                 <w:bCs/>
                 <w:sz w:val="26"/>
                 <w:szCs w:val="26"/>
-                <w:rtl/>
-              </w:rPr>
-            </w:pPr>
-            <w:r>
-              <w:rPr>
-                <w:rFonts w:asciiTheme="majorBidi" w:hAnsiTheme="majorBidi" w:cs="B Nazanin" w:hint="cs"/>
-                <w:b/>
-                <w:bCs/>
-                <w:sz w:val="26"/>
-                <w:szCs w:val="26"/>
-                <w:rtl/>
-              </w:rPr>
-              <w:t>ب) تمام مضرب های عدد ۱۷، مرکب هستند.</w:t>
-            </w:r>
-          </w:p>
-          <w:p>
-            <w:pPr>
-              <w:bidi/>
-              <w:spacing w:line="276" w:lineRule="auto"/>
-              <w:jc w:val="both"/>
+              </w:rPr>
+              <w:t xml:space="preserve"> </w:t>
+            </w:r>
+            <w:r>
               <w:rPr>
                 <w:rFonts w:asciiTheme="majorBidi" w:hAnsiTheme="majorBidi" w:cs="B Nazanin"/>
                 <w:b/>
                 <w:bCs/>
-                <w:sz w:val="26"/>
-                <w:szCs w:val="26"/>
-                <w:rtl/>
-              </w:rPr>
-            </w:pPr>
-            <w:r>
-              <w:rPr>
-                <w:rFonts w:asciiTheme="majorBidi" w:hAnsiTheme="majorBidi" w:cs="B Nazanin" w:hint="cs"/>
-                <w:b/>
-                <w:bCs/>
-                <w:sz w:val="26"/>
-                <w:szCs w:val="26"/>
-                <w:rtl/>
-              </w:rPr>
-              <w:t xml:space="preserve">ج) با هفت ضلعی منتظم </w:t>
-            </w:r>
-            <w:r>
-              <w:rPr>
-                <w:rFonts w:asciiTheme="majorBidi" w:hAnsiTheme="majorBidi" w:cs="B Nazanin" w:hint="cs"/>
-                <w:b/>
-                <w:bCs/>
-                <w:sz w:val="26"/>
-                <w:szCs w:val="26"/>
-                <w:u w:val="single"/>
-                <w:rtl/>
-              </w:rPr>
-              <w:t>نمی توان</w:t>
-            </w:r>
-            <w:r>
-              <w:rPr>
-                <w:rFonts w:asciiTheme="majorBidi" w:hAnsiTheme="majorBidi" w:cs="B Nazanin" w:hint="cs"/>
-                <w:b/>
-                <w:bCs/>
-                <w:sz w:val="26"/>
-                <w:szCs w:val="26"/>
-                <w:rtl/>
-              </w:rPr>
-              <w:t xml:space="preserve"> یک سطح را به تنهایی کاشی کاری کرد.</w:t>
-            </w:r>
-          </w:p>
-          <w:p>
-            <w:pPr>
-              <w:bidi/>
-              <w:spacing w:line="276" w:lineRule="auto"/>
-              <w:jc w:val="both"/>
-              <w:rPr>
-                <w:rFonts w:asciiTheme="majorBidi" w:hAnsiTheme="majorBidi" w:cs="B Nazanin"/>
-                <w:b/>
-                <w:bCs/>
-                <w:sz w:val="26"/>
-                <w:szCs w:val="26"/>
-                <w:rtl/>
-              </w:rPr>
-            </w:pPr>
-            <w:r>
-              <w:rPr>
-                <w:rFonts w:asciiTheme="majorBidi" w:hAnsiTheme="majorBidi" w:cs="B Nazanin" w:hint="cs"/>
-                <w:b/>
-                <w:bCs/>
-                <w:sz w:val="26"/>
-                <w:szCs w:val="26"/>
-                <w:rtl/>
-              </w:rPr>
-              <w:t>د) تک جمله ای</w:t>
-            </w:r>
-            <w:r>
-              <w:rPr>
-                <w:rFonts w:asciiTheme="majorBidi" w:hAnsiTheme="majorBidi" w:cs="B Nazanin"/>
-                <w:b/>
-                <w:bCs/>
-                <w:sz w:val="26"/>
-                <w:szCs w:val="26"/>
-              </w:rPr>
-              <w:t xml:space="preserve"> </w:t>
-            </w:r>
-            <w:r>
-              <w:rPr>
-                <w:rFonts w:asciiTheme="majorBidi" w:hAnsiTheme="majorBidi" w:cs="B Nazanin"/>
-                <w:b/>
-                <w:bCs/>
                 <w:position w:val="-10"/>
                 <w:sz w:val="26"/>
                 <w:szCs w:val="26"/>
               </w:rPr>
-              <w:object w:dxaOrig="600" w:dyaOrig="380" w14:anchorId="412861FE">
-                <v:shape id="_x0000_i1472" type="#_x0000_t75" style="width:30pt;height:19.5pt" o:ole="">
+              <w:object w:dxaOrig="560" w:dyaOrig="380" w14:anchorId="0F115C4A">
+                <v:shape id="_x0000_i1029" type="#_x0000_t75" style="width:28.5pt;height:19.5pt" o:ole="">
                   <v:imagedata r:id="rId14" o:title=""/>
                 </v:shape>
-                <o:OLEObject Type="Embed" ProgID="Equation.DSMT4" ShapeID="_x0000_i1472" DrawAspect="Content" ObjectID="_1827833471" r:id="rId15"/>
-              </w:object>
-            </w:r>
-            <w:r>
-              <w:rPr>
-                <w:rFonts w:asciiTheme="majorBidi" w:hAnsiTheme="majorBidi" w:cs="B Nazanin" w:hint="cs"/>
-                <w:b/>
-                <w:bCs/>
-                <w:sz w:val="26"/>
-                <w:szCs w:val="26"/>
-                <w:rtl/>
-              </w:rPr>
-              <w:t xml:space="preserve"> با</w:t>
-            </w:r>
-            <w:r>
-              <w:rPr>
-                <w:rFonts w:asciiTheme="majorBidi" w:hAnsiTheme="majorBidi" w:cs="B Nazanin"/>
-                <w:b/>
-                <w:bCs/>
-                <w:sz w:val="26"/>
-                <w:szCs w:val="26"/>
-              </w:rPr>
-              <w:t xml:space="preserve"> </w:t>
-            </w:r>
-            <w:r>
-              <w:rPr>
-                <w:rFonts w:asciiTheme="majorBidi" w:hAnsiTheme="majorBidi" w:cs="B Nazanin"/>
-                <w:b/>
-                <w:bCs/>
-                <w:position w:val="-10"/>
-                <w:sz w:val="26"/>
-                <w:szCs w:val="26"/>
-              </w:rPr>
-              <w:object w:dxaOrig="560" w:dyaOrig="380" w14:anchorId="0F115C4A">
-                <v:shape id="_x0000_i1473" type="#_x0000_t75" style="width:28.5pt;height:19.5pt" o:ole="">
-                  <v:imagedata r:id="rId16" o:title=""/>
-                </v:shape>
-                <o:OLEObject Type="Embed" ProgID="Equation.DSMT4" ShapeID="_x0000_i1473" DrawAspect="Content" ObjectID="_1827833472" r:id="rId17"/>
+                <o:OLEObject Type="Embed" ProgID="Equation.DSMT4" ShapeID="_x0000_i1029" DrawAspect="Content" ObjectID="_1829386052" r:id="rId15"/>
               </w:object>
             </w:r>
             <w:r>
@@ -688,48 +674,48 @@
                 <w:szCs w:val="26"/>
               </w:rPr>
               <w:object w:dxaOrig="360" w:dyaOrig="260" w14:anchorId="5845B55A">
-                <v:shape id="_x0000_i1474" type="#_x0000_t75" style="width:18pt;height:13.5pt" o:ole="">
+                <v:shape id="_x0000_i1030" type="#_x0000_t75" style="width:18pt;height:13.5pt" o:ole="">
+                  <v:imagedata r:id="rId16" o:title=""/>
+                </v:shape>
+                <o:OLEObject Type="Embed" ProgID="Equation.DSMT4" ShapeID="_x0000_i1030" DrawAspect="Content" ObjectID="_1829386053" r:id="rId17"/>
+              </w:object>
+            </w:r>
+            <w:r>
+              <w:rPr>
+                <w:rFonts w:cs="B Nazanin" w:hint="cs"/>
+                <w:b/>
+                <w:bCs/>
+                <w:sz w:val="26"/>
+                <w:szCs w:val="26"/>
+                <w:rtl/>
+              </w:rPr>
+              <w:t xml:space="preserve"> </w:t>
+            </w:r>
+            <w:r>
+              <w:rPr>
+                <w:rFonts w:cs="B Nazanin" w:hint="cs"/>
+                <w:b/>
+                <w:bCs/>
+                <w:sz w:val="26"/>
+                <w:szCs w:val="26"/>
+                <w:rtl/>
+              </w:rPr>
+              <w:t>و عرض</w:t>
+            </w:r>
+            <w:r>
+              <w:rPr>
+                <w:rFonts w:cs="B Nazanin"/>
+                <w:b/>
+                <w:bCs/>
+                <w:position w:val="-6"/>
+                <w:sz w:val="26"/>
+                <w:szCs w:val="26"/>
+              </w:rPr>
+              <w:object w:dxaOrig="240" w:dyaOrig="240" w14:anchorId="59684873">
+                <v:shape id="_x0000_i1031" type="#_x0000_t75" style="width:12pt;height:12pt" o:ole="">
                   <v:imagedata r:id="rId18" o:title=""/>
                 </v:shape>
-                <o:OLEObject Type="Embed" ProgID="Equation.DSMT4" ShapeID="_x0000_i1474" DrawAspect="Content" ObjectID="_1827833473" r:id="rId19"/>
-              </w:object>
-            </w:r>
-            <w:r>
-              <w:rPr>
-                <w:rFonts w:cs="B Nazanin" w:hint="cs"/>
-                <w:b/>
-                <w:bCs/>
-                <w:sz w:val="26"/>
-                <w:szCs w:val="26"/>
-                <w:rtl/>
-              </w:rPr>
-              <w:t xml:space="preserve"> </w:t>
-            </w:r>
-            <w:r>
-              <w:rPr>
-                <w:rFonts w:cs="B Nazanin" w:hint="cs"/>
-                <w:b/>
-                <w:bCs/>
-                <w:sz w:val="26"/>
-                <w:szCs w:val="26"/>
-                <w:rtl/>
-              </w:rPr>
-              <w:t>و عرض</w:t>
-            </w:r>
-            <w:r>
-              <w:rPr>
-                <w:rFonts w:cs="B Nazanin"/>
-                <w:b/>
-                <w:bCs/>
-                <w:position w:val="-6"/>
-                <w:sz w:val="26"/>
-                <w:szCs w:val="26"/>
-              </w:rPr>
-              <w:object w:dxaOrig="240" w:dyaOrig="240" w14:anchorId="59684873">
-                <v:shape id="_x0000_i1475" type="#_x0000_t75" style="width:12pt;height:12pt" o:ole="">
-                  <v:imagedata r:id="rId20" o:title=""/>
-                </v:shape>
-                <o:OLEObject Type="Embed" ProgID="Equation.DSMT4" ShapeID="_x0000_i1475" DrawAspect="Content" ObjectID="_1827833474" r:id="rId21"/>
+                <o:OLEObject Type="Embed" ProgID="Equation.DSMT4" ShapeID="_x0000_i1031" DrawAspect="Content" ObjectID="_1829386054" r:id="rId19"/>
               </w:object>
             </w:r>
             <w:r>
@@ -950,10 +936,10 @@
                       <w:lang w:bidi="fa-IR"/>
                     </w:rPr>
                     <w:object w:dxaOrig="540" w:dyaOrig="680" w14:anchorId="7E03538D">
-                      <v:shape id="_x0000_i1476" type="#_x0000_t75" style="width:27pt;height:34.5pt" o:ole="">
-                        <v:imagedata r:id="rId22" o:title=""/>
+                      <v:shape id="_x0000_i1032" type="#_x0000_t75" style="width:27pt;height:34.5pt" o:ole="">
+                        <v:imagedata r:id="rId20" o:title=""/>
                       </v:shape>
-                      <o:OLEObject Type="Embed" ProgID="Equation.DSMT4" ShapeID="_x0000_i1476" DrawAspect="Content" ObjectID="_1827833475" r:id="rId23"/>
+                      <o:OLEObject Type="Embed" ProgID="Equation.DSMT4" ShapeID="_x0000_i1032" DrawAspect="Content" ObjectID="_1829386055" r:id="rId21"/>
                     </w:object>
                   </w:r>
                 </w:p>
@@ -1003,10 +989,10 @@
                       <w:lang w:bidi="fa-IR"/>
                     </w:rPr>
                     <w:object w:dxaOrig="460" w:dyaOrig="680" w14:anchorId="7CD70A73">
-                      <v:shape id="_x0000_i1477" type="#_x0000_t75" style="width:22.5pt;height:34.5pt" o:ole="">
-                        <v:imagedata r:id="rId24" o:title=""/>
+                      <v:shape id="_x0000_i1033" type="#_x0000_t75" style="width:22.5pt;height:34.5pt" o:ole="">
+                        <v:imagedata r:id="rId22" o:title=""/>
                       </v:shape>
-                      <o:OLEObject Type="Embed" ProgID="Equation.DSMT4" ShapeID="_x0000_i1477" DrawAspect="Content" ObjectID="_1827833476" r:id="rId25"/>
+                      <o:OLEObject Type="Embed" ProgID="Equation.DSMT4" ShapeID="_x0000_i1033" DrawAspect="Content" ObjectID="_1829386056" r:id="rId23"/>
                     </w:object>
                   </w:r>
                 </w:p>
@@ -1056,10 +1042,10 @@
                       <w:lang w:bidi="fa-IR"/>
                     </w:rPr>
                     <w:object w:dxaOrig="560" w:dyaOrig="680" w14:anchorId="20C99D84">
-                      <v:shape id="_x0000_i1478" type="#_x0000_t75" style="width:28.5pt;height:34.5pt" o:ole="">
-                        <v:imagedata r:id="rId26" o:title=""/>
+                      <v:shape id="_x0000_i1034" type="#_x0000_t75" style="width:28.5pt;height:34.5pt" o:ole="">
+                        <v:imagedata r:id="rId24" o:title=""/>
                       </v:shape>
-                      <o:OLEObject Type="Embed" ProgID="Equation.DSMT4" ShapeID="_x0000_i1478" DrawAspect="Content" ObjectID="_1827833477" r:id="rId27"/>
+                      <o:OLEObject Type="Embed" ProgID="Equation.DSMT4" ShapeID="_x0000_i1034" DrawAspect="Content" ObjectID="_1829386057" r:id="rId25"/>
                     </w:object>
                   </w:r>
                 </w:p>
@@ -1109,10 +1095,10 @@
                       <w:lang w:bidi="fa-IR"/>
                     </w:rPr>
                     <w:object w:dxaOrig="540" w:dyaOrig="680" w14:anchorId="25608627">
-                      <v:shape id="_x0000_i1479" type="#_x0000_t75" style="width:27pt;height:34.5pt" o:ole="">
-                        <v:imagedata r:id="rId28" o:title=""/>
+                      <v:shape id="_x0000_i1035" type="#_x0000_t75" style="width:27pt;height:34.5pt" o:ole="">
+                        <v:imagedata r:id="rId26" o:title=""/>
                       </v:shape>
-                      <o:OLEObject Type="Embed" ProgID="Equation.DSMT4" ShapeID="_x0000_i1479" DrawAspect="Content" ObjectID="_1827833478" r:id="rId29"/>
+                      <o:OLEObject Type="Embed" ProgID="Equation.DSMT4" ShapeID="_x0000_i1035" DrawAspect="Content" ObjectID="_1829386058" r:id="rId27"/>
                     </w:object>
                   </w:r>
                 </w:p>
@@ -1352,7 +1338,7 @@
             <w:pPr>
               <w:bidi/>
               <w:rPr>
-                <w:rFonts w:asciiTheme="minorHAnsi" w:eastAsiaTheme="minorHAnsi" w:hAnsiTheme="minorHAnsi" w:cs="B Nazanin" w:hint="cs"/>
+                <w:rFonts w:asciiTheme="minorHAnsi" w:eastAsiaTheme="minorHAnsi" w:hAnsiTheme="minorHAnsi" w:cs="B Nazanin"/>
                 <w:b/>
                 <w:bCs/>
                 <w:sz w:val="26"/>
@@ -1683,10 +1669,10 @@
                 <w:lang w:bidi="fa-IR"/>
               </w:rPr>
               <w:object w:dxaOrig="1060" w:dyaOrig="420" w14:anchorId="4A0F44DC">
-                <v:shape id="_x0000_i1480" type="#_x0000_t75" style="width:52.5pt;height:21pt" o:ole="">
-                  <v:imagedata r:id="rId30" o:title=""/>
+                <v:shape id="_x0000_i1036" type="#_x0000_t75" style="width:52.5pt;height:21pt" o:ole="">
+                  <v:imagedata r:id="rId28" o:title=""/>
                 </v:shape>
-                <o:OLEObject Type="Embed" ProgID="Equation.DSMT4" ShapeID="_x0000_i1480" DrawAspect="Content" ObjectID="_1827833479" r:id="rId31"/>
+                <o:OLEObject Type="Embed" ProgID="Equation.DSMT4" ShapeID="_x0000_i1036" DrawAspect="Content" ObjectID="_1829386059" r:id="rId29"/>
               </w:object>
             </w:r>
             <w:r>
@@ -1954,7 +1940,7 @@
             <w:pPr>
               <w:bidi/>
               <w:rPr>
-                <w:rFonts w:asciiTheme="minorHAnsi" w:eastAsiaTheme="minorHAnsi" w:hAnsiTheme="minorHAnsi" w:cs="B Nazanin"/>
+                <w:rFonts w:asciiTheme="minorHAnsi" w:eastAsiaTheme="minorHAnsi" w:hAnsiTheme="minorHAnsi" w:cs="B Nazanin" w:hint="cs"/>
                 <w:b/>
                 <w:bCs/>
                 <w:sz w:val="26"/>
@@ -2434,27 +2420,82 @@
                 <w:lang w:bidi="fa-IR"/>
               </w:rPr>
               <w:object w:dxaOrig="1680" w:dyaOrig="460" w14:anchorId="44B55ED8">
-                <v:shape id="_x0000_i1481" type="#_x0000_t75" style="width:84pt;height:22.5pt" o:ole="">
+                <v:shape id="_x0000_i1037" type="#_x0000_t75" style="width:84pt;height:22.5pt" o:ole="">
+                  <v:imagedata r:id="rId30" o:title=""/>
+                </v:shape>
+                <o:OLEObject Type="Embed" ProgID="Equation.DSMT4" ShapeID="_x0000_i1037" DrawAspect="Content" ObjectID="_1829386060" r:id="rId31"/>
+              </w:object>
+            </w:r>
+            <w:r>
+              <w:rPr>
+                <w:rFonts w:asciiTheme="minorHAnsi" w:eastAsiaTheme="minorHAnsi" w:hAnsiTheme="minorHAnsi" w:cs="B Nazanin"/>
+                <w:b/>
+                <w:bCs/>
+                <w:position w:val="-4"/>
+                <w:sz w:val="26"/>
+                <w:szCs w:val="26"/>
+                <w:lang w:bidi="fa-IR"/>
+              </w:rPr>
+              <w:object w:dxaOrig="200" w:dyaOrig="300" w14:anchorId="7789416B">
+                <v:shape id="_x0000_i1038" type="#_x0000_t75" style="width:10.5pt;height:15pt" o:ole="">
                   <v:imagedata r:id="rId32" o:title=""/>
                 </v:shape>
-                <o:OLEObject Type="Embed" ProgID="Equation.DSMT4" ShapeID="_x0000_i1481" DrawAspect="Content" ObjectID="_1827833480" r:id="rId33"/>
+                <o:OLEObject Type="Embed" ProgID="Equation.DSMT4" ShapeID="_x0000_i1038" DrawAspect="Content" ObjectID="_1829386061" r:id="rId33"/>
               </w:object>
             </w:r>
             <w:r>
               <w:rPr>
+                <w:rFonts w:asciiTheme="minorHAnsi" w:eastAsiaTheme="minorHAnsi" w:hAnsiTheme="minorHAnsi" w:cs="B Nazanin" w:hint="cs"/>
+                <w:b/>
+                <w:bCs/>
+                <w:sz w:val="26"/>
+                <w:szCs w:val="26"/>
+                <w:rtl/>
+                <w:lang w:bidi="fa-IR"/>
+              </w:rPr>
+              <w:t>(الف</w:t>
+            </w:r>
+          </w:p>
+          <w:p>
+            <w:pPr>
+              <w:bidi/>
+              <w:jc w:val="right"/>
+              <w:rPr>
                 <w:rFonts w:asciiTheme="minorHAnsi" w:eastAsiaTheme="minorHAnsi" w:hAnsiTheme="minorHAnsi" w:cs="B Nazanin"/>
                 <w:b/>
                 <w:bCs/>
-                <w:position w:val="-4"/>
-                <w:sz w:val="26"/>
-                <w:szCs w:val="26"/>
-                <w:lang w:bidi="fa-IR"/>
-              </w:rPr>
-              <w:object w:dxaOrig="200" w:dyaOrig="300" w14:anchorId="7789416B">
-                <v:shape id="_x0000_i1482" type="#_x0000_t75" style="width:10.5pt;height:15pt" o:ole="">
-                  <v:imagedata r:id="rId8" o:title=""/>
+                <w:sz w:val="26"/>
+                <w:szCs w:val="26"/>
+                <w:lang w:bidi="fa-IR"/>
+              </w:rPr>
+            </w:pPr>
+            <w:r>
+              <w:rPr>
+                <w:rFonts w:asciiTheme="minorHAnsi" w:eastAsiaTheme="minorHAnsi" w:hAnsiTheme="minorHAnsi" w:cs="B Nazanin" w:hint="cs"/>
+                <w:b/>
+                <w:bCs/>
+                <w:sz w:val="26"/>
+                <w:szCs w:val="26"/>
+                <w:rtl/>
+                <w:lang w:bidi="fa-IR"/>
+              </w:rPr>
+              <w:t xml:space="preserve"> </w:t>
+            </w:r>
+            <w:r>
+              <w:rPr>
+                <w:rFonts w:asciiTheme="minorHAnsi" w:eastAsiaTheme="minorHAnsi" w:hAnsiTheme="minorHAnsi" w:cs="B Nazanin"/>
+                <w:b/>
+                <w:bCs/>
+                <w:position w:val="-28"/>
+                <w:sz w:val="26"/>
+                <w:szCs w:val="26"/>
+                <w:lang w:bidi="fa-IR"/>
+              </w:rPr>
+              <w:object w:dxaOrig="2340" w:dyaOrig="720" w14:anchorId="34B56948">
+                <v:shape id="_x0000_i1039" type="#_x0000_t75" style="width:117pt;height:36pt" o:ole="">
+                  <v:imagedata r:id="rId34" o:title=""/>
                 </v:shape>
-                <o:OLEObject Type="Embed" ProgID="Equation.DSMT4" ShapeID="_x0000_i1482" DrawAspect="Content" ObjectID="_1827833481" r:id="rId34"/>
+                <o:OLEObject Type="Embed" ProgID="Equation.DSMT4" ShapeID="_x0000_i1039" DrawAspect="Content" ObjectID="_1829386062" r:id="rId35"/>
               </w:object>
             </w:r>
             <w:r>
@@ -2467,7 +2508,7 @@
                 <w:rtl/>
                 <w:lang w:bidi="fa-IR"/>
               </w:rPr>
-              <w:t>(الف</w:t>
+              <w:t>(ب</w:t>
             </w:r>
           </w:p>
           <w:p>
@@ -2480,6 +2521,7 @@
                 <w:bCs/>
                 <w:sz w:val="26"/>
                 <w:szCs w:val="26"/>
+                <w:rtl/>
                 <w:lang w:bidi="fa-IR"/>
               </w:rPr>
             </w:pPr>
@@ -2500,72 +2542,16 @@
                 <w:rFonts w:asciiTheme="minorHAnsi" w:eastAsiaTheme="minorHAnsi" w:hAnsiTheme="minorHAnsi" w:cs="B Nazanin"/>
                 <w:b/>
                 <w:bCs/>
-                <w:position w:val="-28"/>
-                <w:sz w:val="26"/>
-                <w:szCs w:val="26"/>
-                <w:lang w:bidi="fa-IR"/>
-              </w:rPr>
-              <w:object w:dxaOrig="2340" w:dyaOrig="720" w14:anchorId="34B56948">
-                <v:shape id="_x0000_i1483" type="#_x0000_t75" style="width:117pt;height:36pt" o:ole="">
-                  <v:imagedata r:id="rId35" o:title=""/>
+                <w:position w:val="-6"/>
+                <w:sz w:val="26"/>
+                <w:szCs w:val="26"/>
+                <w:lang w:bidi="fa-IR"/>
+              </w:rPr>
+              <w:object w:dxaOrig="3260" w:dyaOrig="279" w14:anchorId="60955065">
+                <v:shape id="_x0000_i1040" type="#_x0000_t75" style="width:163.5pt;height:13.5pt" o:ole="">
+                  <v:imagedata r:id="rId36" o:title=""/>
                 </v:shape>
-                <o:OLEObject Type="Embed" ProgID="Equation.DSMT4" ShapeID="_x0000_i1483" DrawAspect="Content" ObjectID="_1827833482" r:id="rId36"/>
-              </w:object>
-            </w:r>
-            <w:r>
-              <w:rPr>
-                <w:rFonts w:asciiTheme="minorHAnsi" w:eastAsiaTheme="minorHAnsi" w:hAnsiTheme="minorHAnsi" w:cs="B Nazanin" w:hint="cs"/>
-                <w:b/>
-                <w:bCs/>
-                <w:sz w:val="26"/>
-                <w:szCs w:val="26"/>
-                <w:rtl/>
-                <w:lang w:bidi="fa-IR"/>
-              </w:rPr>
-              <w:t>(ب</w:t>
-            </w:r>
-          </w:p>
-          <w:p>
-            <w:pPr>
-              <w:bidi/>
-              <w:jc w:val="right"/>
-              <w:rPr>
-                <w:rFonts w:asciiTheme="minorHAnsi" w:eastAsiaTheme="minorHAnsi" w:hAnsiTheme="minorHAnsi" w:cs="B Nazanin"/>
-                <w:b/>
-                <w:bCs/>
-                <w:sz w:val="26"/>
-                <w:szCs w:val="26"/>
-                <w:rtl/>
-                <w:lang w:bidi="fa-IR"/>
-              </w:rPr>
-            </w:pPr>
-            <w:r>
-              <w:rPr>
-                <w:rFonts w:asciiTheme="minorHAnsi" w:eastAsiaTheme="minorHAnsi" w:hAnsiTheme="minorHAnsi" w:cs="B Nazanin" w:hint="cs"/>
-                <w:b/>
-                <w:bCs/>
-                <w:sz w:val="26"/>
-                <w:szCs w:val="26"/>
-                <w:rtl/>
-                <w:lang w:bidi="fa-IR"/>
-              </w:rPr>
-              <w:t xml:space="preserve"> </w:t>
-            </w:r>
-            <w:r>
-              <w:rPr>
-                <w:rFonts w:asciiTheme="minorHAnsi" w:eastAsiaTheme="minorHAnsi" w:hAnsiTheme="minorHAnsi" w:cs="B Nazanin"/>
-                <w:b/>
-                <w:bCs/>
-                <w:position w:val="-6"/>
-                <w:sz w:val="26"/>
-                <w:szCs w:val="26"/>
-                <w:lang w:bidi="fa-IR"/>
-              </w:rPr>
-              <w:object w:dxaOrig="3260" w:dyaOrig="279" w14:anchorId="60955065">
-                <v:shape id="_x0000_i1484" type="#_x0000_t75" style="width:163.5pt;height:13.5pt" o:ole="">
-                  <v:imagedata r:id="rId37" o:title=""/>
-                </v:shape>
-                <o:OLEObject Type="Embed" ProgID="Equation.DSMT4" ShapeID="_x0000_i1484" DrawAspect="Content" ObjectID="_1827833483" r:id="rId38"/>
+                <o:OLEObject Type="Embed" ProgID="Equation.DSMT4" ShapeID="_x0000_i1040" DrawAspect="Content" ObjectID="_1829386063" r:id="rId37"/>
               </w:object>
             </w:r>
             <w:r>
@@ -2631,7 +2617,7 @@
               <w:jc w:val="center"/>
               <w:rPr>
                 <w:rStyle w:val="Strong"/>
-                <w:rFonts w:cs="B Nazanin" w:hint="cs"/>
+                <w:rFonts w:cs="B Nazanin"/>
                 <w:rtl/>
                 <w:lang w:bidi="fa-IR"/>
               </w:rPr>
@@ -2728,7 +2714,7 @@
                           <pic:cNvPicPr/>
                         </pic:nvPicPr>
                         <pic:blipFill>
-                          <a:blip r:embed="rId39">
+                          <a:blip r:embed="rId38">
                             <a:extLst>
                               <a:ext uri="{28A0092B-C50C-407E-A947-70E740481C1C}">
                                 <a14:useLocalDpi xmlns:a14="http://schemas.microsoft.com/office/drawing/2010/main" val="0"/>
@@ -2771,10 +2757,10 @@
                 <w:lang w:bidi="fa-IR"/>
               </w:rPr>
               <w:object w:dxaOrig="1480" w:dyaOrig="720" w14:anchorId="6BB1763C">
-                <v:shape id="_x0000_i1485" type="#_x0000_t75" style="width:73.5pt;height:36pt" o:ole="">
-                  <v:imagedata r:id="rId40" o:title=""/>
+                <v:shape id="_x0000_i1041" type="#_x0000_t75" style="width:73.5pt;height:36pt" o:ole="">
+                  <v:imagedata r:id="rId39" o:title=""/>
                 </v:shape>
-                <o:OLEObject Type="Embed" ProgID="Equation.DSMT4" ShapeID="_x0000_i1485" DrawAspect="Content" ObjectID="_1827833484" r:id="rId41"/>
+                <o:OLEObject Type="Embed" ProgID="Equation.DSMT4" ShapeID="_x0000_i1041" DrawAspect="Content" ObjectID="_1829386064" r:id="rId40"/>
               </w:object>
             </w:r>
           </w:p>
@@ -2782,7 +2768,7 @@
             <w:pPr>
               <w:bidi/>
               <w:rPr>
-                <w:rFonts w:asciiTheme="minorHAnsi" w:eastAsiaTheme="minorHAnsi" w:hAnsiTheme="minorHAnsi" w:cs="B Nazanin" w:hint="cs"/>
+                <w:rFonts w:asciiTheme="minorHAnsi" w:eastAsiaTheme="minorHAnsi" w:hAnsiTheme="minorHAnsi" w:cs="B Nazanin"/>
                 <w:b/>
                 <w:bCs/>
                 <w:sz w:val="26"/>
@@ -2825,10 +2811,10 @@
                 <w:lang w:bidi="fa-IR"/>
               </w:rPr>
               <w:object w:dxaOrig="240" w:dyaOrig="240" w14:anchorId="1211C05B">
-                <v:shape id="_x0000_i1486" type="#_x0000_t75" style="width:12pt;height:12pt" o:ole="">
-                  <v:imagedata r:id="rId42" o:title=""/>
+                <v:shape id="_x0000_i1042" type="#_x0000_t75" style="width:12pt;height:12pt" o:ole="">
+                  <v:imagedata r:id="rId41" o:title=""/>
                 </v:shape>
-                <o:OLEObject Type="Embed" ProgID="Equation.DSMT4" ShapeID="_x0000_i1486" DrawAspect="Content" ObjectID="_1827833485" r:id="rId43"/>
+                <o:OLEObject Type="Embed" ProgID="Equation.DSMT4" ShapeID="_x0000_i1042" DrawAspect="Content" ObjectID="_1829386065" r:id="rId42"/>
               </w:object>
             </w:r>
             <w:r>
@@ -2888,10 +2874,10 @@
                 <w:lang w:bidi="fa-IR"/>
               </w:rPr>
               <w:object w:dxaOrig="999" w:dyaOrig="720" w14:anchorId="4E0D0D8B">
-                <v:shape id="_x0000_i1487" type="#_x0000_t75" style="width:49.5pt;height:36pt" o:ole="">
-                  <v:imagedata r:id="rId44" o:title=""/>
+                <v:shape id="_x0000_i1043" type="#_x0000_t75" style="width:49.5pt;height:36pt" o:ole="">
+                  <v:imagedata r:id="rId43" o:title=""/>
                 </v:shape>
-                <o:OLEObject Type="Embed" ProgID="Equation.DSMT4" ShapeID="_x0000_i1487" DrawAspect="Content" ObjectID="_1827833486" r:id="rId45"/>
+                <o:OLEObject Type="Embed" ProgID="Equation.DSMT4" ShapeID="_x0000_i1043" DrawAspect="Content" ObjectID="_1829386066" r:id="rId44"/>
               </w:object>
             </w:r>
           </w:p>
@@ -2910,7 +2896,7 @@
               <w:jc w:val="center"/>
               <w:rPr>
                 <w:rStyle w:val="Strong"/>
-                <w:rFonts w:cs="B Nazanin" w:hint="cs"/>
+                <w:rFonts w:cs="B Nazanin"/>
                 <w:rtl/>
                 <w:lang w:bidi="fa-IR"/>
               </w:rPr>
@@ -3165,10 +3151,10 @@
                 <w:lang w:bidi="fa-IR"/>
               </w:rPr>
               <w:object w:dxaOrig="1600" w:dyaOrig="760" w14:anchorId="4C9F38AC">
-                <v:shape id="_x0000_i1568" type="#_x0000_t75" style="width:79.5pt;height:37.5pt" o:ole="">
-                  <v:imagedata r:id="rId46" o:title=""/>
+                <v:shape id="_x0000_i1044" type="#_x0000_t75" style="width:79.5pt;height:37.5pt" o:ole="">
+                  <v:imagedata r:id="rId45" o:title=""/>
                 </v:shape>
-                <o:OLEObject Type="Embed" ProgID="Equation.DSMT4" ShapeID="_x0000_i1568" DrawAspect="Content" ObjectID="_1827833487" r:id="rId47"/>
+                <o:OLEObject Type="Embed" ProgID="Equation.DSMT4" ShapeID="_x0000_i1044" DrawAspect="Content" ObjectID="_1829386067" r:id="rId46"/>
               </w:object>
             </w:r>
           </w:p>
@@ -3917,7 +3903,7 @@
                           <pic:cNvPicPr/>
                         </pic:nvPicPr>
                         <pic:blipFill>
-                          <a:blip r:embed="rId48">
+                          <a:blip r:embed="rId47">
                             <a:extLst>
                               <a:ext uri="{28A0092B-C50C-407E-A947-70E740481C1C}">
                                 <a14:useLocalDpi xmlns:a14="http://schemas.microsoft.com/office/drawing/2010/main" val="0"/>
@@ -4016,7 +4002,7 @@
                           <pic:cNvPicPr/>
                         </pic:nvPicPr>
                         <pic:blipFill>
-                          <a:blip r:embed="rId49">
+                          <a:blip r:embed="rId48">
                             <a:extLst>
                               <a:ext uri="{28A0092B-C50C-407E-A947-70E740481C1C}">
                                 <a14:useLocalDpi xmlns:a14="http://schemas.microsoft.com/office/drawing/2010/main" val="0"/>
@@ -4053,7 +4039,7 @@
             <w:pPr>
               <w:bidi/>
               <w:rPr>
-                <w:rFonts w:asciiTheme="minorHAnsi" w:eastAsiaTheme="minorHAnsi" w:hAnsiTheme="minorHAnsi" w:cs="B Nazanin"/>
+                <w:rFonts w:asciiTheme="minorHAnsi" w:eastAsiaTheme="minorHAnsi" w:hAnsiTheme="minorHAnsi" w:cs="B Nazanin" w:hint="cs"/>
                 <w:b/>
                 <w:bCs/>
                 <w:sz w:val="26"/>
@@ -4588,7 +4574,7 @@
                           <pic:cNvPicPr/>
                         </pic:nvPicPr>
                         <pic:blipFill>
-                          <a:blip r:embed="rId50">
+                          <a:blip r:embed="rId49">
                             <a:extLst>
                               <a:ext uri="{28A0092B-C50C-407E-A947-70E740481C1C}">
                                 <a14:useLocalDpi xmlns:a14="http://schemas.microsoft.com/office/drawing/2010/main" val="0"/>
@@ -4701,7 +4687,7 @@
                           <pic:cNvPicPr/>
                         </pic:nvPicPr>
                         <pic:blipFill>
-                          <a:blip r:embed="rId51">
+                          <a:blip r:embed="rId50">
                             <a:extLst>
                               <a:ext uri="{28A0092B-C50C-407E-A947-70E740481C1C}">
                                 <a14:useLocalDpi xmlns:a14="http://schemas.microsoft.com/office/drawing/2010/main" val="0"/>
@@ -4739,7 +4725,7 @@
               <w:bidi/>
               <w:rPr>
                 <w:rStyle w:val="Strong"/>
-                <w:rFonts w:cs="B Nazanin"/>
+                <w:rFonts w:cs="B Nazanin" w:hint="cs"/>
                 <w:sz w:val="26"/>
                 <w:szCs w:val="26"/>
                 <w:rtl/>
@@ -4907,10 +4893,10 @@
                 <w:lang w:bidi="fa-IR"/>
               </w:rPr>
               <w:object w:dxaOrig="2100" w:dyaOrig="360" w14:anchorId="6C485CAE">
-                <v:shape id="_x0000_i1489" type="#_x0000_t75" style="width:105pt;height:18pt" o:ole="">
-                  <v:imagedata r:id="rId52" o:title=""/>
+                <v:shape id="_x0000_i1045" type="#_x0000_t75" style="width:105pt;height:18pt" o:ole="">
+                  <v:imagedata r:id="rId51" o:title=""/>
                 </v:shape>
-                <o:OLEObject Type="Embed" ProgID="Equation.DSMT4" ShapeID="_x0000_i1489" DrawAspect="Content" ObjectID="_1827833488" r:id="rId53"/>
+                <o:OLEObject Type="Embed" ProgID="Equation.DSMT4" ShapeID="_x0000_i1045" DrawAspect="Content" ObjectID="_1829386068" r:id="rId52"/>
               </w:object>
             </w:r>
             <w:r>
@@ -4941,50 +4927,50 @@
               <w:jc w:val="right"/>
               <w:rPr>
                 <w:rStyle w:val="Strong"/>
+                <w:rFonts w:cs="B Nazanin" w:hint="cs"/>
+                <w:sz w:val="26"/>
+                <w:szCs w:val="26"/>
+                <w:lang w:bidi="fa-IR"/>
+              </w:rPr>
+            </w:pPr>
+          </w:p>
+          <w:p>
+            <w:pPr>
+              <w:bidi/>
+              <w:jc w:val="right"/>
+              <w:rPr>
+                <w:rStyle w:val="Strong"/>
                 <w:rFonts w:cs="B Nazanin"/>
                 <w:sz w:val="26"/>
                 <w:szCs w:val="26"/>
-                <w:lang w:bidi="fa-IR"/>
-              </w:rPr>
-            </w:pPr>
-          </w:p>
-          <w:p>
-            <w:pPr>
-              <w:bidi/>
-              <w:jc w:val="right"/>
+                <w:rtl/>
+                <w:lang w:bidi="fa-IR"/>
+              </w:rPr>
+            </w:pPr>
+            <w:r>
+              <w:rPr>
+                <w:rStyle w:val="Strong"/>
+                <w:rFonts w:cs="B Nazanin" w:hint="cs"/>
+                <w:sz w:val="26"/>
+                <w:szCs w:val="26"/>
+                <w:rtl/>
+                <w:lang w:bidi="fa-IR"/>
+              </w:rPr>
+              <w:t xml:space="preserve">  </w:t>
+            </w:r>
+            <w:r>
               <w:rPr>
                 <w:rStyle w:val="Strong"/>
                 <w:rFonts w:cs="B Nazanin"/>
                 <w:sz w:val="26"/>
                 <w:szCs w:val="26"/>
-                <w:rtl/>
-                <w:lang w:bidi="fa-IR"/>
-              </w:rPr>
-            </w:pPr>
-            <w:r>
-              <w:rPr>
-                <w:rStyle w:val="Strong"/>
-                <w:rFonts w:cs="B Nazanin" w:hint="cs"/>
-                <w:sz w:val="26"/>
-                <w:szCs w:val="26"/>
-                <w:rtl/>
-                <w:lang w:bidi="fa-IR"/>
-              </w:rPr>
-              <w:t xml:space="preserve">  </w:t>
-            </w:r>
-            <w:r>
-              <w:rPr>
-                <w:rStyle w:val="Strong"/>
-                <w:rFonts w:cs="B Nazanin"/>
-                <w:sz w:val="26"/>
-                <w:szCs w:val="26"/>
                 <w:lang w:bidi="fa-IR"/>
               </w:rPr>
               <w:object w:dxaOrig="2140" w:dyaOrig="360" w14:anchorId="6A264CDC">
-                <v:shape id="_x0000_i1490" type="#_x0000_t75" style="width:106.5pt;height:18pt" o:ole="">
-                  <v:imagedata r:id="rId54" o:title=""/>
+                <v:shape id="_x0000_i1046" type="#_x0000_t75" style="width:106.5pt;height:18pt" o:ole="">
+                  <v:imagedata r:id="rId53" o:title=""/>
                 </v:shape>
-                <o:OLEObject Type="Embed" ProgID="Equation.DSMT4" ShapeID="_x0000_i1490" DrawAspect="Content" ObjectID="_1827833489" r:id="rId55"/>
+                <o:OLEObject Type="Embed" ProgID="Equation.DSMT4" ShapeID="_x0000_i1046" DrawAspect="Content" ObjectID="_1829386069" r:id="rId54"/>
               </w:object>
             </w:r>
             <w:r>
@@ -5120,10 +5106,10 @@
                 <w:lang w:bidi="fa-IR"/>
               </w:rPr>
               <w:object w:dxaOrig="2079" w:dyaOrig="480" w14:anchorId="720C6173">
-                <v:shape id="_x0000_i1658" type="#_x0000_t75" style="width:103.5pt;height:24pt" o:ole="">
-                  <v:imagedata r:id="rId56" o:title=""/>
+                <v:shape id="_x0000_i1047" type="#_x0000_t75" style="width:103.5pt;height:24pt" o:ole="">
+                  <v:imagedata r:id="rId55" o:title=""/>
                 </v:shape>
-                <o:OLEObject Type="Embed" ProgID="Equation.DSMT4" ShapeID="_x0000_i1658" DrawAspect="Content" ObjectID="_1827833490" r:id="rId57"/>
+                <o:OLEObject Type="Embed" ProgID="Equation.DSMT4" ShapeID="_x0000_i1047" DrawAspect="Content" ObjectID="_1829386070" r:id="rId56"/>
               </w:object>
             </w:r>
           </w:p>
@@ -5193,10 +5179,10 @@
                 <w:lang w:bidi="fa-IR"/>
               </w:rPr>
               <w:object w:dxaOrig="1280" w:dyaOrig="820" w14:anchorId="13742969">
-                <v:shape id="_x0000_i1659" type="#_x0000_t75" style="width:64.5pt;height:41.25pt" o:ole="">
-                  <v:imagedata r:id="rId58" o:title=""/>
+                <v:shape id="_x0000_i1048" type="#_x0000_t75" style="width:64.5pt;height:41.25pt" o:ole="">
+                  <v:imagedata r:id="rId57" o:title=""/>
                 </v:shape>
-                <o:OLEObject Type="Embed" ProgID="Equation.DSMT4" ShapeID="_x0000_i1659" DrawAspect="Content" ObjectID="_1827833491" r:id="rId59"/>
+                <o:OLEObject Type="Embed" ProgID="Equation.DSMT4" ShapeID="_x0000_i1048" DrawAspect="Content" ObjectID="_1829386071" r:id="rId58"/>
               </w:object>
             </w:r>
           </w:p>
@@ -5238,9 +5224,10 @@
       <w:pPr>
         <w:bidi/>
         <w:rPr>
-          <w:rFonts w:cs="B Nazanin"/>
+          <w:rFonts w:cs="B Nazanin" w:hint="cs"/>
           <w:sz w:val="4"/>
           <w:szCs w:val="4"/>
+          <w:rtl/>
           <w:lang w:bidi="fa-IR"/>
         </w:rPr>
       </w:pPr>
@@ -5254,13 +5241,11 @@
         </w:rPr>
         <w:t xml:space="preserve"> </w:t>
       </w:r>
-      <w:bookmarkStart w:id="0" w:name="_GoBack"/>
-      <w:bookmarkEnd w:id="0"/>
     </w:p>
     <w:sectPr>
-      <w:headerReference w:type="even" r:id="rId60"/>
-      <w:headerReference w:type="default" r:id="rId61"/>
-      <w:footerReference w:type="default" r:id="rId62"/>
+      <w:headerReference w:type="even" r:id="rId59"/>
+      <w:headerReference w:type="default" r:id="rId60"/>
+      <w:footerReference w:type="default" r:id="rId61"/>
       <w:pgSz w:w="11907" w:h="16839" w:code="9"/>
       <w:pgMar w:top="68" w:right="1207" w:bottom="284" w:left="811" w:header="340" w:footer="0" w:gutter="0"/>
       <w:cols w:space="708"/>
@@ -5572,6 +5557,7 @@
     <w:lsdException w:name="HTML Sample" w:semiHidden="1" w:unhideWhenUsed="1"/>
     <w:lsdException w:name="HTML Typewriter" w:semiHidden="1" w:unhideWhenUsed="1"/>
     <w:lsdException w:name="HTML Variable" w:semiHidden="1" w:unhideWhenUsed="1"/>
+    <w:lsdException w:name="Normal Table" w:semiHidden="1" w:unhideWhenUsed="1"/>
     <w:lsdException w:name="annotation subject" w:semiHidden="1" w:unhideWhenUsed="1"/>
     <w:lsdException w:name="No List" w:semiHidden="1" w:unhideWhenUsed="1"/>
     <w:lsdException w:name="Outline List 1" w:semiHidden="1" w:unhideWhenUsed="1"/>
@@ -5614,8 +5600,11 @@
     <w:lsdException w:name="Table Contemporary" w:semiHidden="1" w:unhideWhenUsed="1"/>
     <w:lsdException w:name="Table Elegant" w:semiHidden="1" w:unhideWhenUsed="1"/>
     <w:lsdException w:name="Table Professional" w:semiHidden="1" w:unhideWhenUsed="1"/>
+    <w:lsdException w:name="Table Subtle 1" w:semiHidden="1" w:unhideWhenUsed="1"/>
     <w:lsdException w:name="Table Subtle 2" w:semiHidden="1" w:unhideWhenUsed="1"/>
     <w:lsdException w:name="Table Web 1" w:semiHidden="1" w:unhideWhenUsed="1"/>
+    <w:lsdException w:name="Table Web 2" w:semiHidden="1" w:unhideWhenUsed="1"/>
+    <w:lsdException w:name="Table Web 3" w:semiHidden="1" w:unhideWhenUsed="1"/>
     <w:lsdException w:name="Balloon Text" w:semiHidden="1" w:unhideWhenUsed="1"/>
     <w:lsdException w:name="Table Theme" w:semiHidden="1" w:unhideWhenUsed="1"/>
     <w:lsdException w:name="Placeholder Text" w:semiHidden="1" w:uiPriority="99"/>
@@ -6316,7 +6305,7 @@
 </file>
 
 <file path=customXml/itemProps1.xml><?xml version="1.0" encoding="utf-8"?>
-<ds:datastoreItem xmlns:ds="http://schemas.openxmlformats.org/officeDocument/2006/customXml" ds:itemID="{67BDA9AC-AF9B-40C8-9D4D-F4474CE7AF3B}">
+<ds:datastoreItem xmlns:ds="http://schemas.openxmlformats.org/officeDocument/2006/customXml" ds:itemID="{7F9D7906-545A-4CCB-95EF-F4C18B48F0A6}">
   <ds:schemaRefs>
     <ds:schemaRef ds:uri="http://schemas.openxmlformats.org/officeDocument/2006/bibliography"/>
   </ds:schemaRefs>
